--- a/Python/lab1/lab1 отчет.docx
+++ b/Python/lab1/lab1 отчет.docx
@@ -310,7 +310,6 @@
           <w:rFonts w:ascii="Times New Roman" w:hAnsi="Times New Roman"/>
           <w:sz w:val="28"/>
           <w:szCs w:val="28"/>
-          <w:lang w:val="en-US"/>
         </w:rPr>
       </w:pPr>
       <w:r>
@@ -326,7 +325,6 @@
           <w:rFonts w:ascii="Times New Roman" w:hAnsi="Times New Roman"/>
           <w:sz w:val="28"/>
           <w:szCs w:val="28"/>
-          <w:lang w:val="en-US"/>
         </w:rPr>
         <w:t>1</w:t>
       </w:r>
@@ -509,17 +507,7 @@
           <w:u w:val="single"/>
           <w:shd w:val="clear" w:color="auto" w:fill="FFFFFF"/>
         </w:rPr>
-        <w:t>.Б</w:t>
-      </w:r>
-      <w:r>
-        <w:rPr>
-          <w:rFonts w:ascii="Times New Roman" w:hAnsi="Times New Roman"/>
-          <w:sz w:val="24"/>
-          <w:szCs w:val="24"/>
-          <w:u w:val="single"/>
-          <w:shd w:val="clear" w:color="auto" w:fill="FFFFFF"/>
-        </w:rPr>
-        <w:t>.</w:t>
+        <w:t>.Б.</w:t>
       </w:r>
       <w:r>
         <w:rPr>
@@ -1087,7 +1075,6 @@
           <w:bCs/>
           <w:sz w:val="24"/>
           <w:szCs w:val="24"/>
-          <w:lang w:val="en-US"/>
         </w:rPr>
       </w:pPr>
       <w:r>
@@ -1109,7 +1096,6 @@
           <w:rFonts w:ascii="Times New Roman" w:hAnsi="Times New Roman"/>
           <w:sz w:val="24"/>
           <w:szCs w:val="24"/>
-          <w:lang w:val="en-US"/>
         </w:rPr>
       </w:pPr>
       <w:r>
@@ -1126,15 +1112,7 @@
           <w:sz w:val="24"/>
           <w:szCs w:val="24"/>
         </w:rPr>
-        <w:t xml:space="preserve">. </w:t>
-      </w:r>
-      <w:r>
-        <w:rPr>
-          <w:rFonts w:ascii="Times New Roman" w:hAnsi="Times New Roman"/>
-          <w:sz w:val="24"/>
-          <w:szCs w:val="24"/>
-        </w:rPr>
-        <w:t>С клавиатуры вводится размерность матрицы и элементы матрицы.</w:t>
+        <w:t>. С клавиатуры вводится размерность матрицы и элементы матрицы.</w:t>
       </w:r>
     </w:p>
     <w:p>
@@ -1144,7 +1122,6 @@
           <w:rFonts w:ascii="Times New Roman" w:eastAsiaTheme="minorHAnsi" w:hAnsi="Times New Roman"/>
           <w:sz w:val="24"/>
           <w:szCs w:val="24"/>
-          <w:lang w:val="en-US"/>
         </w:rPr>
       </w:pPr>
     </w:p>
@@ -1156,7 +1133,6 @@
           <w:bCs/>
           <w:sz w:val="24"/>
           <w:szCs w:val="24"/>
-          <w:lang w:val="en-US"/>
         </w:rPr>
       </w:pPr>
       <w:r>
@@ -1369,7 +1345,6 @@
           <w:bCs/>
           <w:sz w:val="24"/>
           <w:szCs w:val="24"/>
-          <w:lang w:val="en-US"/>
         </w:rPr>
       </w:pPr>
       <w:r>
@@ -3028,7 +3003,6 @@
           <w:rFonts w:ascii="Times New Roman" w:hAnsi="Times New Roman"/>
           <w:sz w:val="24"/>
           <w:szCs w:val="24"/>
-          <w:lang w:val="en-US"/>
         </w:rPr>
       </w:pPr>
       <w:r>
@@ -3117,8 +3091,87 @@
           <w:rFonts w:ascii="Times New Roman" w:hAnsi="Times New Roman"/>
           <w:b/>
           <w:bCs/>
-        </w:rPr>
-      </w:pPr>
+          <w:lang w:val="en-US"/>
+        </w:rPr>
+      </w:pPr>
+      <w:hyperlink r:id="rId9" w:history="1">
+        <w:proofErr w:type="spellStart"/>
+        <w:r>
+          <w:rPr>
+            <w:rStyle w:val="ad"/>
+            <w:rFonts w:ascii="Times New Roman" w:hAnsi="Times New Roman"/>
+            <w:b/>
+            <w:bCs/>
+            <w:lang w:val="en-US"/>
+          </w:rPr>
+          <w:t>Python_lab</w:t>
+        </w:r>
+        <w:proofErr w:type="spellEnd"/>
+        <w:r>
+          <w:rPr>
+            <w:rStyle w:val="ad"/>
+            <w:rFonts w:ascii="Times New Roman" w:hAnsi="Times New Roman"/>
+            <w:b/>
+            <w:bCs/>
+            <w:lang w:val="en-US"/>
+          </w:rPr>
+          <w:t>/Python/lab1</w:t>
+        </w:r>
+        <w:r>
+          <w:rPr>
+            <w:rStyle w:val="ad"/>
+            <w:rFonts w:ascii="Times New Roman" w:hAnsi="Times New Roman"/>
+            <w:b/>
+            <w:bCs/>
+            <w:lang w:val="en-US"/>
+          </w:rPr>
+          <w:t>/</w:t>
+        </w:r>
+        <w:r>
+          <w:rPr>
+            <w:rStyle w:val="ad"/>
+            <w:rFonts w:ascii="Times New Roman" w:hAnsi="Times New Roman"/>
+            <w:b/>
+            <w:bCs/>
+            <w:lang w:val="en-US"/>
+          </w:rPr>
+          <w:t xml:space="preserve">lab1 at main · </w:t>
+        </w:r>
+        <w:proofErr w:type="spellStart"/>
+        <w:r>
+          <w:rPr>
+            <w:rStyle w:val="ad"/>
+            <w:rFonts w:ascii="Times New Roman" w:hAnsi="Times New Roman"/>
+            <w:b/>
+            <w:bCs/>
+            <w:lang w:val="en-US"/>
+          </w:rPr>
+          <w:t>malishev-danil</w:t>
+        </w:r>
+        <w:proofErr w:type="spellEnd"/>
+        <w:r>
+          <w:rPr>
+            <w:rStyle w:val="ad"/>
+            <w:rFonts w:ascii="Times New Roman" w:hAnsi="Times New Roman"/>
+            <w:b/>
+            <w:bCs/>
+            <w:lang w:val="en-US"/>
+          </w:rPr>
+          <w:t>/</w:t>
+        </w:r>
+        <w:proofErr w:type="spellStart"/>
+        <w:r>
+          <w:rPr>
+            <w:rStyle w:val="ad"/>
+            <w:rFonts w:ascii="Times New Roman" w:hAnsi="Times New Roman"/>
+            <w:b/>
+            <w:bCs/>
+            <w:lang w:val="en-US"/>
+          </w:rPr>
+          <w:t>Python_lab</w:t>
+        </w:r>
+        <w:proofErr w:type="spellEnd"/>
+      </w:hyperlink>
     </w:p>
     <w:p>
       <w:pPr>
@@ -3126,6 +3179,7 @@
           <w:rFonts w:ascii="Times New Roman" w:hAnsi="Times New Roman"/>
           <w:b/>
           <w:bCs/>
+          <w:lang w:val="en-US"/>
         </w:rPr>
       </w:pPr>
     </w:p>
@@ -3135,6 +3189,7 @@
           <w:rFonts w:ascii="Times New Roman" w:hAnsi="Times New Roman"/>
           <w:b/>
           <w:bCs/>
+          <w:lang w:val="en-US"/>
         </w:rPr>
       </w:pPr>
     </w:p>
@@ -4227,6 +4282,41 @@
       </w:tblBorders>
     </w:tblPr>
   </w:style>
+  <w:style w:type="character" w:styleId="ad">
+    <w:name w:val="Hyperlink"/>
+    <w:basedOn w:val="a0"/>
+    <w:uiPriority w:val="99"/>
+    <w:unhideWhenUsed/>
+    <w:rsid w:val="00867693"/>
+    <w:rPr>
+      <w:color w:val="0563C1" w:themeColor="hyperlink"/>
+      <w:u w:val="single"/>
+    </w:rPr>
+  </w:style>
+  <w:style w:type="character" w:styleId="ae">
+    <w:name w:val="Unresolved Mention"/>
+    <w:basedOn w:val="a0"/>
+    <w:uiPriority w:val="99"/>
+    <w:semiHidden/>
+    <w:unhideWhenUsed/>
+    <w:rsid w:val="00867693"/>
+    <w:rPr>
+      <w:color w:val="605E5C"/>
+      <w:shd w:val="clear" w:color="auto" w:fill="E1DFDD"/>
+    </w:rPr>
+  </w:style>
+  <w:style w:type="character" w:styleId="af">
+    <w:name w:val="FollowedHyperlink"/>
+    <w:basedOn w:val="a0"/>
+    <w:uiPriority w:val="99"/>
+    <w:semiHidden/>
+    <w:unhideWhenUsed/>
+    <w:rsid w:val="00867693"/>
+    <w:rPr>
+      <w:color w:val="954F72" w:themeColor="followedHyperlink"/>
+      <w:u w:val="single"/>
+    </w:rPr>
+  </w:style>
 </w:styles>
 </file>
 
